--- a/results/paper/condensed_candidate_20261028_01/年报与法规双源RAG_统一主文_附录统计单位澄清候选稿_待终审.docx
+++ b/results/paper/condensed_candidate_20261028_01/年报与法规双源RAG_统一主文_附录统计单位澄清候选稿_待终审.docx
@@ -10232,7 +10232,7 @@
         <ns0:spacing ns0:after="0" ns0:before="0" ns0:line="240" ns0:lineRule="auto"/>
       </ns0:pPr>
       <ns0:r>
-        <ns0:t>[7] Robertson S, Zaragoza H. The Probabilistic Relevance Framework: BM25 and Beyond. Foundations and Trends in Information Retrieval 4(1–2), 2009: 1–174. https://doi.org/10.1561/1500000019</ns0:t>
+        <ns0:t>[7] Robertson S, Zaragoza H. The Probabilistic Relevance Framework: BM25 and Beyond. Foundations and Trends in Information Retrieval 3(4), 2009: 333–389. https://doi.org/10.1561/1500000019</ns0:t>
       </ns0:r>
     </ns0:p>
     <ns0:p>
